--- a/Gas_Market_Model_Documentation.docx
+++ b/Gas_Market_Model_Documentation.docx
@@ -522,6 +522,146 @@
         <w:t>Nodal prices are derived from the marginal cost of supply (shadow prices). When a pipeline is uncongested, nodal prices are coupled (differing only by transport costs). When a pipeline hits its capacity limit, the nodal prices "decouple," reflecting local scarcity or surplus.</w:t>
       </w:r>
     </w:p>
+    <w:p>
+      <w:pPr>
+        <w:pStyle w:val="Heading1"/>
+      </w:pPr>
+      <w:r>
+        <w:t>6. Curtailable Large-User Demand: GPG &amp; Large Industrial</w:t>
+      </w:r>
+    </w:p>
+    <w:p>
+      <w:r>
+        <w:t>Gas-powered generation (GPG) and large transmission-connected industrial users are modelled as explicit, curtailable demand tiers added on top of the distribution-level node demand. This was added in 2026 to capture demand that the nodal traces did not previously represent.</w:t>
+      </w:r>
+    </w:p>
+    <w:p>
+      <w:pPr>
+        <w:pStyle w:val="Heading2"/>
+      </w:pPr>
+      <w:r>
+        <w:t>6.1 Why these loads are additive (not double-counted)</w:t>
+      </w:r>
+    </w:p>
+    <w:p>
+      <w:r>
+        <w:t>The model's nodal demand was calibrated from Gas Bulletin Board (GBB) Actual Flow data at the city distribution level. On the GBB, GPG plants (FacilityType BBGPG) and large industrial users (BBLARGE) are metered as their own facilities, separate from the distribution PIPE deliveries that the node traces track. A reconstruction of the demand decomposition from the same GBB source confirmed that node demand closely matches city-gate distribution delivery in every region (e.g. Sydney 235 vs 217 TJ/d; Adelaide 53 vs 48; Brisbane 81 vs 63), with a worst-case residual overlap of ~2 TJ/d at Sydney. This is consistent with AEMO's own demand segmentation, which forecasts Tariff V (residential/commercial), Tariff D (industrial) and GPG as separate categories. GPG and large industrial are therefore genuinely additive, not embedded.</w:t>
+      </w:r>
+    </w:p>
+    <w:p>
+      <w:pPr>
+        <w:pStyle w:val="Heading2"/>
+      </w:pPr>
+      <w:r>
+        <w:t>6.2 Data source and seasonality</w:t>
+      </w:r>
+    </w:p>
+    <w:p>
+      <w:r>
+        <w:t>Per-facility daily demand traces are derived from the GBB Actual Flow &amp; Storage data (2022-2026), averaged into a representative 365-day shape per facility - the same method used for the distribution demand traces. Facilities are mapped to the nearest modelled node (NSW-&gt;Sydney; SA-&gt;Adelaide; VIC-&gt;Melbourne/Gippsland; QLD Surat basin-&gt;Surat, Gladstone cogen-&gt;Gladstone, SEQ-&gt;Brisbane). NT, Tasmania and off-network North Queensland (Mount Isa) facilities are excluded. Mapped totals are ~106 TJ/day GPG and ~67 TJ/day large industrial (annual mean).</w:t>
+      </w:r>
+    </w:p>
+    <w:p>
+      <w:pPr>
+        <w:pStyle w:val="ListBullet"/>
+      </w:pPr>
+      <w:r>
+        <w:rPr>
+          <w:b/>
+        </w:rPr>
+        <w:t xml:space="preserve">GPG seasonality (empirical): </w:t>
+      </w:r>
+      <w:r>
+        <w:t>winter-peaking, with eastern-states demand peaking in June at ~1.5x the annual mean. Winter/summer ratios are state-specific - Victoria 3.6x, NSW 2.4x, SA 1.9x, and Queensland ~1.0x (flat, dominated by baseload CCGTs such as Darling Downs).</w:t>
+      </w:r>
+    </w:p>
+    <w:p>
+      <w:pPr>
+        <w:pStyle w:val="ListBullet"/>
+      </w:pPr>
+      <w:r>
+        <w:rPr>
+          <w:b/>
+        </w:rPr>
+        <w:t xml:space="preserve">Industrial seasonality: </w:t>
+      </w:r>
+      <w:r>
+        <w:t>near-flat (winter/summer ~1.1x), consistent with baseload process load.</w:t>
+      </w:r>
+    </w:p>
+    <w:p>
+      <w:pPr>
+        <w:pStyle w:val="Heading2"/>
+      </w:pPr>
+      <w:r>
+        <w:t>6.3 Three-tier curtailable demand stack</w:t>
+      </w:r>
+    </w:p>
+    <w:p>
+      <w:r>
+        <w:t>GPG and large industrial are price-responsive in reality: when gas becomes expensive, gas generators switch to alternatives and some industrials curtail. To capture this without making demand fully endogenous, each tier is modelled as curtailable demand with a strike price - the nodal gas price above which the load sheds instead of being supplied. This avoids the unrealistic price/shortage overstatement that fully-inelastic demand would produce. The resulting merit order of load-shedding is:</w:t>
+      </w:r>
+    </w:p>
+    <w:p>
+      <w:pPr>
+        <w:pStyle w:val="ListBullet"/>
+      </w:pPr>
+      <w:r>
+        <w:rPr>
+          <w:b/>
+        </w:rPr>
+        <w:t xml:space="preserve">Gas-powered generation ($22/GJ): </w:t>
+      </w:r>
+      <w:r>
+        <w:t>sheds first - generators become uneconomic vs coal, batteries and imports</w:t>
+      </w:r>
+    </w:p>
+    <w:p>
+      <w:pPr>
+        <w:pStyle w:val="ListBullet"/>
+      </w:pPr>
+      <w:r>
+        <w:rPr>
+          <w:b/>
+        </w:rPr>
+        <w:t xml:space="preserve">Large industrial ($120/GJ): </w:t>
+      </w:r>
+      <w:r>
+        <w:t>sheds only in extreme scarcity - high cost of lost production, few alternatives</w:t>
+      </w:r>
+    </w:p>
+    <w:p>
+      <w:pPr>
+        <w:pStyle w:val="ListBullet"/>
+      </w:pPr>
+      <w:r>
+        <w:rPr>
+          <w:b/>
+        </w:rPr>
+        <w:t xml:space="preserve">Mass-market (firm) ($300/GJ): </w:t>
+      </w:r>
+      <w:r>
+        <w:t>value of lost load - residential/commercial, shed last via the shortage variable</w:t>
+      </w:r>
+    </w:p>
+    <w:p>
+      <w:r>
+        <w:t>Formally, each tier adds its demand to the nodal balance and a non-negative curtailment variable bounded by that demand; the objective charges curtailment at the strike price (x1000 GJ/TJ). A tier sheds only when the marginal cost of supplying it would exceed its strike. GPG and industrial demand are held exogenous and flat across 2025-2050 (their own empirical seasonality is retained); they are not scaled by the winter or LNG demand multipliers, which apply to mass-market demand only.</w:t>
+      </w:r>
+    </w:p>
+    <w:p>
+      <w:pPr>
+        <w:pStyle w:val="Heading2"/>
+      </w:pPr>
+      <w:r>
+        <w:t>6.4 Limitations and next steps</w:t>
+      </w:r>
+    </w:p>
+    <w:p>
+      <w:r>
+        <w:t>GPG/industrial levels are exogenous (price-responsive in dispatch via the strike, but not a function of the electricity market), and held flat in real terms to 2050 given genuine uncertainty about GPG's future role. A future extension would make GPG demand endogenous to electricity-market dispatch. The ~2 TJ/d Sydney residual overlap is immaterial and left unadjusted. Strike prices are tunable parameters (data/curtailment_params.csv).</w:t>
+      </w:r>
+    </w:p>
     <w:sectPr>
       <w:pgSz w:w="12240" w:h="15840"/>
       <w:pgMar w:top="1440" w:right="1800" w:bottom="1440" w:left="1800" w:header="720" w:footer="720" w:gutter="0"/>

--- a/Gas_Market_Model_Documentation.docx
+++ b/Gas_Market_Model_Documentation.docx
@@ -93,12 +93,12 @@
         <w:pStyle w:val="Heading2"/>
       </w:pPr>
       <w:r>
-        <w:t>3.1 Demand Traces (Step Change Scenario)</w:t>
+        <w:t>3.1 Demand Traces (Step Change Central Case)</w:t>
       </w:r>
     </w:p>
     <w:p>
       <w:r>
-        <w:t>Annual demand profiles are based on the AEMO 2026 GSOO Step Change scenario. In 2026, Queensland LNG export demand is calibrated to ~3,650 TJ/day (~1,250 PJ/year). Long-term annual decline rates applied include:</w:t>
+        <w:t>The model's central case is the AEMO 2026 GSOO Step Change scenario. Rather than applying arbitrary per-node growth rates, each demand sector is re-based directly onto its GSOO Step Change annual trajectory while the empirical daily profile shape from Gas Bulletin Board (GBB) actuals is preserved (shape correlation 1.0; only the annual level is scaled). GSOO indices are applied relative to 2026 and clamped to the 2026-2045 GSOO horizon, then held flat to 2050. The Winter, LNG and ADGSM scenario levers layer multiplicatively on top of this central case. Queensland LNG export demand is calibrated to ~3,650 TJ/day (~1,250 PJ/year) in 2026.</w:t>
       </w:r>
     </w:p>
     <w:tbl>
@@ -118,7 +118,7 @@
           </w:tcPr>
           <w:p>
             <w:r>
-              <w:t>Node / Region</w:t>
+              <w:t>Sector / Node</w:t>
             </w:r>
           </w:p>
         </w:tc>
@@ -128,7 +128,7 @@
           </w:tcPr>
           <w:p>
             <w:r>
-              <w:t>Growth/Decline Rate</w:t>
+              <w:t>GSOO Step Change Driver</w:t>
             </w:r>
           </w:p>
         </w:tc>
@@ -150,7 +150,7 @@
           </w:tcPr>
           <w:p>
             <w:r>
-              <w:t>Melbourne</w:t>
+              <w:t>City nodes (Sydney, Melbourne, Adelaide, Brisbane)</w:t>
             </w:r>
           </w:p>
         </w:tc>
@@ -160,7 +160,7 @@
           </w:tcPr>
           <w:p>
             <w:r>
-              <w:t>-4.0% p.a.</w:t>
+              <w:t>GSOO ResComm trajectory (Fig. 17)</w:t>
             </w:r>
           </w:p>
         </w:tc>
@@ -170,7 +170,7 @@
           </w:tcPr>
           <w:p>
             <w:r>
-              <w:t>Victorian Gas Substitution Roadmap</w:t>
+              <w:t>City-gate distribution demand; electrification-driven decline</w:t>
             </w:r>
           </w:p>
         </w:tc>
@@ -182,7 +182,7 @@
           </w:tcPr>
           <w:p>
             <w:r>
-              <w:t>Sydney</w:t>
+              <w:t>Gas-powered generation (GPG)</w:t>
             </w:r>
           </w:p>
         </w:tc>
@@ -192,7 +192,7 @@
           </w:tcPr>
           <w:p>
             <w:r>
-              <w:t>-3.0% p.a.</w:t>
+              <w:t>GSOO NEM trajectory + regional peaks</w:t>
             </w:r>
           </w:p>
         </w:tc>
@@ -202,7 +202,7 @@
           </w:tcPr>
           <w:p>
             <w:r>
-              <w:t>NSW residential electrification</w:t>
+              <w:t>Annual level anchored to NEM GPG; winter-peaking from regional summer/winter peaks</w:t>
             </w:r>
           </w:p>
         </w:tc>
@@ -214,7 +214,7 @@
           </w:tcPr>
           <w:p>
             <w:r>
-              <w:t>Brisbane</w:t>
+              <w:t>Large industrial</w:t>
             </w:r>
           </w:p>
         </w:tc>
@@ -224,7 +224,7 @@
           </w:tcPr>
           <w:p>
             <w:r>
-              <w:t>-1.0% p.a.</w:t>
+              <w:t>GSOO industrial trajectory (year index)</w:t>
             </w:r>
           </w:p>
         </w:tc>
@@ -234,7 +234,7 @@
           </w:tcPr>
           <w:p>
             <w:r>
-              <w:t>Persistent industrial baseload</w:t>
+              <w:t>Indexed on empirical BBLARGE levels (a subset of whole-sector industrial); Yarwun reclassified GPG -&gt; industrial</w:t>
             </w:r>
           </w:p>
         </w:tc>
@@ -246,7 +246,7 @@
           </w:tcPr>
           <w:p>
             <w:r>
-              <w:t>LNG Export Cluster</w:t>
+              <w:t>LNG cluster (APLNG, GLNG, QCLNG)</w:t>
             </w:r>
           </w:p>
         </w:tc>
@@ -256,7 +256,7 @@
           </w:tcPr>
           <w:p>
             <w:r>
-              <w:t>3,650 TJ/day</w:t>
+              <w:t>GSOO LNG trajectory (Fig. 19)</w:t>
             </w:r>
           </w:p>
         </w:tc>
@@ -266,12 +266,18 @@
           </w:tcPr>
           <w:p>
             <w:r>
-              <w:t>AEMO 2026 GSOO Benchmark</w:t>
+              <w:t>~3,650 TJ/day in 2026; replaces previous flat assumption</w:t>
             </w:r>
           </w:p>
         </w:tc>
       </w:tr>
     </w:tbl>
+    <w:p>
+      <w:r>
+        <w:br/>
+        <w:t>Derived demand data is rebuilt from source by the "Regenerate All Data" button (src/regenerate_data.py), which runs the build pipeline in dependency order: build_curtailable_demand -&gt; build_gsoo_stepchange -&gt; build_gpg_demand_gsoo -&gt; build_industrial_demand_gsoo -&gt; build_demand_gsoo. Only source inputs (GBB actuals, GSOO workbooks, configs) are committed; generated files are rebuilt locally.</w:t>
+      </w:r>
+    </w:p>
     <w:p>
       <w:r>
         <w:br/>

--- a/Gas_Market_Model_Documentation.docx
+++ b/Gas_Market_Model_Documentation.docx
@@ -486,7 +486,7 @@
     </w:p>
     <w:p>
       <w:r>
-        <w:t>The model uses Mixed-Integer Linear Programming (MILP). The core constraints include nodal mass balance (Supply + Inflow = Demand + Outflow), pipeline capacities, and storage continuity.</w:t>
+        <w:t>The model uses Mixed-Integer Linear Programming (MILP), solved with the open-source HiGHS solver via Pyomo (appsi_highs). The core constraints include nodal mass balance (Supply + Inflow = Demand + Outflow), pipeline capacities, and storage continuity. Because HiGHS only returns dual values for a pure linear program, the binary build decisions are fixed and relaxed to continuous after the MILP step, and the model is re-solved as an LP to recover the shadow prices used for nodal price discovery.</w:t>
       </w:r>
     </w:p>
     <w:p>
